--- a/模板/追踪-大纲模板.docx
+++ b/模板/追踪-大纲模板.docx
@@ -80,6 +80,7 @@
               <w:bottom w:val="single" w:sz="12" w:space="0" w:color="auto"/>
               <w:right w:val="single" w:sz="4" w:space="0" w:color="auto"/>
             </w:tcBorders>
+            <w:vAlign w:val="center"/>
           </w:tcPr>
           <w:p>
             <w:pPr>
@@ -110,6 +111,7 @@
               <w:bottom w:val="single" w:sz="4" w:space="0" w:color="auto"/>
               <w:right w:val="single" w:sz="4" w:space="0" w:color="auto"/>
             </w:tcBorders>
+            <w:vAlign w:val="center"/>
           </w:tcPr>
           <w:p>
             <w:pPr>
@@ -140,6 +142,7 @@
               <w:bottom w:val="single" w:sz="12" w:space="0" w:color="auto"/>
               <w:right w:val="single" w:sz="4" w:space="0" w:color="auto"/>
             </w:tcBorders>
+            <w:vAlign w:val="center"/>
           </w:tcPr>
           <w:p>
             <w:pPr>
@@ -170,6 +173,7 @@
               <w:bottom w:val="single" w:sz="12" w:space="0" w:color="auto"/>
               <w:right w:val="single" w:sz="4" w:space="0" w:color="auto"/>
             </w:tcBorders>
+            <w:vAlign w:val="center"/>
           </w:tcPr>
           <w:p>
             <w:pPr>
@@ -200,6 +204,7 @@
               <w:bottom w:val="single" w:sz="12" w:space="0" w:color="auto"/>
               <w:right w:val="single" w:sz="12" w:space="0" w:color="auto"/>
             </w:tcBorders>
+            <w:vAlign w:val="center"/>
           </w:tcPr>
           <w:p>
             <w:pPr>
@@ -232,6 +237,7 @@
               <w:bottom w:val="single" w:sz="12" w:space="0" w:color="auto"/>
               <w:right w:val="single" w:sz="4" w:space="0" w:color="auto"/>
             </w:tcBorders>
+            <w:vAlign w:val="center"/>
           </w:tcPr>
           <w:p>
             <w:pPr>
@@ -261,6 +267,7 @@
               <w:bottom w:val="single" w:sz="12" w:space="0" w:color="auto"/>
               <w:right w:val="single" w:sz="4" w:space="0" w:color="auto"/>
             </w:tcBorders>
+            <w:vAlign w:val="center"/>
           </w:tcPr>
           <w:p>
             <w:pPr>
@@ -290,6 +297,7 @@
               <w:bottom w:val="single" w:sz="12" w:space="0" w:color="auto"/>
               <w:right w:val="single" w:sz="4" w:space="0" w:color="auto"/>
             </w:tcBorders>
+            <w:vAlign w:val="center"/>
           </w:tcPr>
           <w:p>
             <w:pPr>
@@ -320,6 +328,7 @@
               <w:bottom w:val="single" w:sz="12" w:space="0" w:color="auto"/>
               <w:right w:val="single" w:sz="4" w:space="0" w:color="auto"/>
             </w:tcBorders>
+            <w:vAlign w:val="center"/>
           </w:tcPr>
           <w:p>
             <w:pPr>
@@ -350,6 +359,7 @@
               <w:bottom w:val="single" w:sz="12" w:space="0" w:color="auto"/>
               <w:right w:val="single" w:sz="4" w:space="0" w:color="auto"/>
             </w:tcBorders>
+            <w:vAlign w:val="center"/>
           </w:tcPr>
           <w:p>
             <w:pPr>
@@ -380,6 +390,7 @@
               <w:bottom w:val="single" w:sz="12" w:space="0" w:color="auto"/>
               <w:right w:val="single" w:sz="12" w:space="0" w:color="auto"/>
             </w:tcBorders>
+            <w:vAlign w:val="center"/>
           </w:tcPr>
           <w:p>
             <w:pPr>
@@ -405,6 +416,7 @@
         <w:tc>
           <w:tcPr>
             <w:tcW w:w="0" w:type="auto"/>
+            <w:vAlign w:val="center"/>
           </w:tcPr>
           <w:p>
             <w:r>
@@ -417,6 +429,7 @@
         <w:tc>
           <w:tcPr>
             <w:tcW w:w="534" w:type="dxa"/>
+            <w:vAlign w:val="center"/>
           </w:tcPr>
           <w:p>
             <w:r>
@@ -431,6 +444,7 @@
         <w:tc>
           <w:tcPr>
             <w:tcW w:w="1861" w:type="dxa"/>
+            <w:vAlign w:val="center"/>
           </w:tcPr>
           <w:p>
             <w:r>
@@ -445,6 +459,7 @@
         <w:tc>
           <w:tcPr>
             <w:tcW w:w="2268" w:type="dxa"/>
+            <w:vAlign w:val="center"/>
           </w:tcPr>
           <w:p>
             <w:r>
@@ -459,6 +474,7 @@
         <w:tc>
           <w:tcPr>
             <w:tcW w:w="1985" w:type="dxa"/>
+            <w:vAlign w:val="center"/>
           </w:tcPr>
           <w:p>
             <w:r>
@@ -473,6 +489,7 @@
         <w:tc>
           <w:tcPr>
             <w:tcW w:w="2126" w:type="dxa"/>
+            <w:vAlign w:val="center"/>
           </w:tcPr>
           <w:p>
             <w:r>
@@ -487,6 +504,7 @@
         <w:tc>
           <w:tcPr>
             <w:tcW w:w="850" w:type="dxa"/>
+            <w:vAlign w:val="center"/>
           </w:tcPr>
           <w:p>
             <w:r>
@@ -503,6 +521,7 @@
         <w:tc>
           <w:tcPr>
             <w:tcW w:w="0" w:type="auto"/>
+            <w:vAlign w:val="center"/>
           </w:tcPr>
           <w:p>
             <w:r>

--- a/模板/追踪-大纲模板.docx
+++ b/模板/追踪-大纲模板.docx
@@ -416,7 +416,6 @@
         <w:tc>
           <w:tcPr>
             <w:tcW w:w="0" w:type="auto"/>
-            <w:vAlign w:val="center"/>
           </w:tcPr>
           <w:p>
             <w:r>
@@ -521,7 +520,6 @@
         <w:tc>
           <w:tcPr>
             <w:tcW w:w="0" w:type="auto"/>
-            <w:vAlign w:val="center"/>
           </w:tcPr>
           <w:p>
             <w:r>

--- a/模板/追踪-大纲模板.docx
+++ b/模板/追踪-大纲模板.docx
@@ -62,17 +62,18 @@
         <w:tblLook w:val="04A0" w:firstRow="1" w:lastRow="0" w:firstColumn="1" w:lastColumn="0" w:noHBand="0" w:noVBand="1"/>
       </w:tblPr>
       <w:tblGrid>
-        <w:gridCol w:w="534"/>
-        <w:gridCol w:w="1861"/>
-        <w:gridCol w:w="2268"/>
-        <w:gridCol w:w="1985"/>
-        <w:gridCol w:w="2126"/>
-        <w:gridCol w:w="850"/>
+        <w:gridCol w:w="480"/>
+        <w:gridCol w:w="1400"/>
+        <w:gridCol w:w="2450"/>
+        <w:gridCol w:w="1200"/>
+        <w:gridCol w:w="2250"/>
+        <w:gridCol w:w="1000"/>
+        <w:gridCol w:w="844"/>
       </w:tblGrid>
       <w:tr>
         <w:tc>
           <w:tcPr>
-            <w:tcW w:w="534" w:type="dxa"/>
+            <w:tcW w:w="480" w:type="dxa"/>
             <w:vMerge w:val="restart"/>
             <w:tcBorders>
               <w:top w:val="single" w:sz="12" w:space="0" w:color="auto"/>
@@ -103,7 +104,7 @@
         </w:tc>
         <w:tc>
           <w:tcPr>
-            <w:tcW w:w="4129" w:type="dxa"/>
+            <w:tcW w:w="3850" w:type="dxa"/>
             <w:gridSpan w:val="2"/>
             <w:tcBorders>
               <w:top w:val="single" w:sz="12" w:space="0" w:color="auto"/>
@@ -128,18 +129,18 @@
                 <w:sz w:val="21"/>
                 <w:szCs w:val="21"/>
               </w:rPr>
-              <w:t>需求来源</w:t>
+              <w:t>软件需求规格说明</w:t>
             </w:r>
           </w:p>
         </w:tc>
         <w:tc>
           <w:tcPr>
-            <w:tcW w:w="1985" w:type="dxa"/>
-            <w:vMerge w:val="restart"/>
+            <w:tcW w:w="4450" w:type="dxa"/>
+            <w:gridSpan w:val="3"/>
             <w:tcBorders>
               <w:top w:val="single" w:sz="12" w:space="0" w:color="auto"/>
               <w:left w:val="single" w:sz="4" w:space="0" w:color="auto"/>
-              <w:bottom w:val="single" w:sz="12" w:space="0" w:color="auto"/>
+              <w:bottom w:val="single" w:sz="4" w:space="0" w:color="auto"/>
               <w:right w:val="single" w:sz="4" w:space="0" w:color="auto"/>
             </w:tcBorders>
             <w:vAlign w:val="center"/>
@@ -159,44 +160,13 @@
                 <w:sz w:val="21"/>
                 <w:szCs w:val="21"/>
               </w:rPr>
-              <w:t>测试项标识</w:t>
+              <w:t>软件测试大纲</w:t>
             </w:r>
           </w:p>
         </w:tc>
         <w:tc>
           <w:tcPr>
-            <w:tcW w:w="2126" w:type="dxa"/>
-            <w:vMerge w:val="restart"/>
-            <w:tcBorders>
-              <w:top w:val="single" w:sz="12" w:space="0" w:color="auto"/>
-              <w:left w:val="single" w:sz="4" w:space="0" w:color="auto"/>
-              <w:bottom w:val="single" w:sz="12" w:space="0" w:color="auto"/>
-              <w:right w:val="single" w:sz="4" w:space="0" w:color="auto"/>
-            </w:tcBorders>
-            <w:vAlign w:val="center"/>
-          </w:tcPr>
-          <w:p>
-            <w:pPr>
-              <w:jc w:val="center"/>
-              <w:rPr>
-                <w:rFonts w:ascii="黑体" w:eastAsia="黑体" w:hAnsi="黑体" w:hint="eastAsia"/>
-                <w:sz w:val="21"/>
-                <w:szCs w:val="21"/>
-              </w:rPr>
-            </w:pPr>
-            <w:r>
-              <w:rPr>
-                <w:rFonts w:ascii="黑体" w:eastAsia="黑体" w:hAnsi="黑体"/>
-                <w:sz w:val="21"/>
-                <w:szCs w:val="21"/>
-              </w:rPr>
-              <w:t>测试类型</w:t>
-            </w:r>
-          </w:p>
-        </w:tc>
-        <w:tc>
-          <w:tcPr>
-            <w:tcW w:w="850" w:type="dxa"/>
+            <w:tcW w:w="844" w:type="dxa"/>
             <w:vMerge w:val="restart"/>
             <w:tcBorders>
               <w:top w:val="single" w:sz="12" w:space="0" w:color="auto"/>
@@ -229,7 +199,7 @@
       <w:tr>
         <w:tc>
           <w:tcPr>
-            <w:tcW w:w="534" w:type="dxa"/>
+            <w:tcW w:w="480" w:type="dxa"/>
             <w:vMerge/>
             <w:tcBorders>
               <w:top w:val="single" w:sz="4" w:space="0" w:color="auto"/>
@@ -260,7 +230,7 @@
         </w:tc>
         <w:tc>
           <w:tcPr>
-            <w:tcW w:w="1861" w:type="dxa"/>
+            <w:tcW w:w="1400" w:type="dxa"/>
             <w:tcBorders>
               <w:top w:val="single" w:sz="4" w:space="0" w:color="auto"/>
               <w:left w:val="single" w:sz="4" w:space="0" w:color="auto"/>
@@ -284,13 +254,13 @@
                 <w:sz w:val="21"/>
                 <w:szCs w:val="21"/>
               </w:rPr>
-              <w:t>软件研制任务书</w:t>
+              <w:t>章节号</w:t>
             </w:r>
           </w:p>
         </w:tc>
         <w:tc>
           <w:tcPr>
-            <w:tcW w:w="2268" w:type="dxa"/>
+            <w:tcW w:w="2450" w:type="dxa"/>
             <w:tcBorders>
               <w:top w:val="single" w:sz="4" w:space="0" w:color="auto"/>
               <w:left w:val="single" w:sz="4" w:space="0" w:color="auto"/>
@@ -314,14 +284,13 @@
                 <w:sz w:val="21"/>
                 <w:szCs w:val="21"/>
               </w:rPr>
-              <w:t>软件需求规格说明</w:t>
+              <w:t>章节名称</w:t>
             </w:r>
           </w:p>
         </w:tc>
         <w:tc>
           <w:tcPr>
-            <w:tcW w:w="1985" w:type="dxa"/>
-            <w:vMerge/>
+            <w:tcW w:w="1200" w:type="dxa"/>
             <w:tcBorders>
               <w:top w:val="single" w:sz="4" w:space="0" w:color="auto"/>
               <w:left w:val="single" w:sz="4" w:space="0" w:color="auto"/>
@@ -345,14 +314,13 @@
                 <w:sz w:val="21"/>
                 <w:szCs w:val="21"/>
               </w:rPr>
-              <w:t/>
+              <w:t>大纲章节号</w:t>
             </w:r>
           </w:p>
         </w:tc>
         <w:tc>
           <w:tcPr>
-            <w:tcW w:w="2126" w:type="dxa"/>
-            <w:vMerge/>
+            <w:tcW w:w="2250" w:type="dxa"/>
             <w:tcBorders>
               <w:top w:val="single" w:sz="4" w:space="0" w:color="auto"/>
               <w:left w:val="single" w:sz="4" w:space="0" w:color="auto"/>
@@ -376,13 +344,43 @@
                 <w:sz w:val="21"/>
                 <w:szCs w:val="21"/>
               </w:rPr>
-              <w:t/>
+              <w:t>测试项名称</w:t>
             </w:r>
           </w:p>
         </w:tc>
         <w:tc>
           <w:tcPr>
-            <w:tcW w:w="850" w:type="dxa"/>
+            <w:tcW w:w="1000" w:type="dxa"/>
+            <w:tcBorders>
+              <w:top w:val="single" w:sz="4" w:space="0" w:color="auto"/>
+              <w:left w:val="single" w:sz="4" w:space="0" w:color="auto"/>
+              <w:bottom w:val="single" w:sz="12" w:space="0" w:color="auto"/>
+              <w:right w:val="single" w:sz="4" w:space="0" w:color="auto"/>
+            </w:tcBorders>
+            <w:vAlign w:val="center"/>
+          </w:tcPr>
+          <w:p>
+            <w:pPr>
+              <w:jc w:val="center"/>
+              <w:rPr>
+                <w:rFonts w:ascii="黑体" w:eastAsia="黑体" w:hAnsi="黑体" w:hint="eastAsia"/>
+                <w:sz w:val="21"/>
+                <w:szCs w:val="21"/>
+              </w:rPr>
+            </w:pPr>
+            <w:r>
+              <w:rPr>
+                <w:rFonts w:ascii="黑体" w:eastAsia="黑体" w:hAnsi="黑体"/>
+                <w:sz w:val="21"/>
+                <w:szCs w:val="21"/>
+              </w:rPr>
+              <w:t>测试项标识</w:t>
+            </w:r>
+          </w:p>
+        </w:tc>
+        <w:tc>
+          <w:tcPr>
+            <w:tcW w:w="844" w:type="dxa"/>
             <w:vMerge/>
             <w:tcBorders>
               <w:top w:val="single" w:sz="4" w:space="0" w:color="auto"/>
@@ -427,7 +425,7 @@
       <w:tr>
         <w:tc>
           <w:tcPr>
-            <w:tcW w:w="534" w:type="dxa"/>
+            <w:tcW w:w="480" w:type="dxa"/>
             <w:vAlign w:val="center"/>
           </w:tcPr>
           <w:p>
@@ -442,22 +440,7 @@
         </w:tc>
         <w:tc>
           <w:tcPr>
-            <w:tcW w:w="1861" w:type="dxa"/>
-            <w:vAlign w:val="center"/>
-          </w:tcPr>
-          <w:p>
-            <w:r>
-              <w:rPr>
-                <w:sz w:val="21"/>
-                <w:szCs w:val="21"/>
-              </w:rPr>
-              <w:t>{taskBook}</w:t>
-            </w:r>
-          </w:p>
-        </w:tc>
-        <w:tc>
-          <w:tcPr>
-            <w:tcW w:w="2268" w:type="dxa"/>
+            <w:tcW w:w="1400" w:type="dxa"/>
             <w:vAlign w:val="center"/>
           </w:tcPr>
           <w:p>
@@ -472,7 +455,52 @@
         </w:tc>
         <w:tc>
           <w:tcPr>
-            <w:tcW w:w="1985" w:type="dxa"/>
+            <w:tcW w:w="2450" w:type="dxa"/>
+            <w:vAlign w:val="center"/>
+          </w:tcPr>
+          <w:p>
+            <w:r>
+              <w:rPr>
+                <w:sz w:val="21"/>
+                <w:szCs w:val="21"/>
+              </w:rPr>
+              <w:t>{srsName}</w:t>
+            </w:r>
+          </w:p>
+        </w:tc>
+        <w:tc>
+          <w:tcPr>
+            <w:tcW w:w="1200" w:type="dxa"/>
+            <w:vAlign w:val="center"/>
+          </w:tcPr>
+          <w:p>
+            <w:r>
+              <w:rPr>
+                <w:sz w:val="21"/>
+                <w:szCs w:val="21"/>
+              </w:rPr>
+              <w:t>{outlineChapter}</w:t>
+            </w:r>
+          </w:p>
+        </w:tc>
+        <w:tc>
+          <w:tcPr>
+            <w:tcW w:w="2250" w:type="dxa"/>
+            <w:vAlign w:val="center"/>
+          </w:tcPr>
+          <w:p>
+            <w:r>
+              <w:rPr>
+                <w:sz w:val="21"/>
+                <w:szCs w:val="21"/>
+              </w:rPr>
+              <w:t>{itemName}</w:t>
+            </w:r>
+          </w:p>
+        </w:tc>
+        <w:tc>
+          <w:tcPr>
+            <w:tcW w:w="1000" w:type="dxa"/>
             <w:vAlign w:val="center"/>
           </w:tcPr>
           <w:p>
@@ -487,22 +515,7 @@
         </w:tc>
         <w:tc>
           <w:tcPr>
-            <w:tcW w:w="2126" w:type="dxa"/>
-            <w:vAlign w:val="center"/>
-          </w:tcPr>
-          <w:p>
-            <w:r>
-              <w:rPr>
-                <w:sz w:val="21"/>
-                <w:szCs w:val="21"/>
-              </w:rPr>
-              <w:t>{typeName}</w:t>
-            </w:r>
-          </w:p>
-        </w:tc>
-        <w:tc>
-          <w:tcPr>
-            <w:tcW w:w="850" w:type="dxa"/>
+            <w:tcW w:w="844" w:type="dxa"/>
             <w:vAlign w:val="center"/>
           </w:tcPr>
           <w:p>
